--- a/server/resources/tampletes/retur.docx
+++ b/server/resources/tampletes/retur.docx
@@ -660,6 +660,7 @@
               </w:rPr>
               <w:t>{</w:t>
             </w:r>
+            <w:proofErr w:type="spellStart"/>
             <w:r>
               <w:rPr>
                 <w:rFonts w:ascii="Calibri" w:hAnsi="Calibri"/>
@@ -667,8 +668,9 @@
                 <w:szCs w:val="22"/>
                 <w:lang w:val="ro-RO"/>
               </w:rPr>
-              <w:t>cit</w:t>
+              <w:t>id</w:t>
             </w:r>
+            <w:proofErr w:type="spellEnd"/>
             <w:r>
               <w:rPr>
                 <w:rFonts w:ascii="Calibri" w:hAnsi="Calibri"/>
@@ -1262,7 +1264,7 @@
           <v:path o:extrusionok="f" gradientshapeok="t" o:connecttype="rect"/>
           <o:lock v:ext="edit" aspectratio="t"/>
         </v:shapetype>
-        <v:shape id="_x0000_s2050" type="#_x0000_t75" style="position:absolute;margin-left:-3.6pt;margin-top:10.25pt;width:336.6pt;height:18pt;z-index:-3">
+        <v:shape id="_x0000_s2050" type="#_x0000_t75" style="position:absolute;margin-left:-3.6pt;margin-top:10.25pt;width:336.6pt;height:18pt;z-index:-4">
           <v:imagedata r:id="rId1" o:title=""/>
         </v:shape>
       </w:pict>
@@ -1503,7 +1505,7 @@
           <v:path o:extrusionok="f" gradientshapeok="t" o:connecttype="rect"/>
           <o:lock v:ext="edit" aspectratio="t"/>
         </v:shapetype>
-        <v:shape id="_x0000_s2062" type="#_x0000_t75" style="position:absolute;left:0;text-align:left;margin-left:-1.3pt;margin-top:-.85pt;width:334.3pt;height:18pt;z-index:-2">
+        <v:shape id="_x0000_s2062" type="#_x0000_t75" style="position:absolute;left:0;text-align:left;margin-left:-1.3pt;margin-top:-.85pt;width:334.3pt;height:18pt;z-index:-3">
           <v:imagedata r:id="rId1" o:title=""/>
         </v:shape>
       </w:pict>
@@ -1909,7 +1911,7 @@
           <v:path o:extrusionok="f" gradientshapeok="t" o:connecttype="rect"/>
           <o:lock v:ext="edit" aspectratio="t"/>
         </v:shapetype>
-        <v:shape id="_x0000_i1025" type="#_x0000_t75" style="width:209.25pt;height:47.25pt" o:allowoverlap="f">
+        <v:shape id="_x0000_i1025" type="#_x0000_t75" style="width:209.55pt;height:47.55pt" o:allowoverlap="f">
           <v:imagedata r:id="rId1" o:title="logo"/>
         </v:shape>
       </w:pict>
@@ -1941,7 +1943,7 @@
       <w:rPr>
         <w:noProof/>
       </w:rPr>
-      <w:pict w14:anchorId="024DDCAE">
+      <w:pict w14:anchorId="4B62C9E5">
         <v:shapetype id="_x0000_t75" coordsize="21600,21600" o:spt="75" o:preferrelative="t" path="m@4@5l@4@11@9@11@9@5xe" filled="f" stroked="f">
           <v:stroke joinstyle="miter"/>
           <v:formulas>
@@ -1961,8 +1963,8 @@
           <v:path o:extrusionok="f" gradientshapeok="t" o:connecttype="rect"/>
           <o:lock v:ext="edit" aspectratio="t"/>
         </v:shapetype>
-        <v:shape id="_x0000_s2070" type="#_x0000_t75" style="position:absolute;left:0;text-align:left;margin-left:324pt;margin-top:-30.6pt;width:153.2pt;height:198pt;z-index:-1">
-          <v:imagedata r:id="rId1" o:title="greycut"/>
+        <v:shape id="Picture 1" o:spid="_x0000_s2072" type="#_x0000_t75" alt="header" style="position:absolute;left:0;text-align:left;margin-left:.3pt;margin-top:-15.65pt;width:114pt;height:114pt;z-index:4;visibility:visible;mso-wrap-style:square;mso-position-horizontal-relative:text;mso-position-vertical-relative:text;mso-width-relative:page;mso-height-relative:page">
+          <v:imagedata r:id="rId1" o:title="header"/>
           <w10:wrap type="square"/>
         </v:shape>
       </w:pict>
@@ -1971,9 +1973,9 @@
       <w:rPr>
         <w:noProof/>
       </w:rPr>
-      <w:pict w14:anchorId="0017A62E">
-        <v:shape id="_x0000_s2064" type="#_x0000_t75" style="position:absolute;left:0;text-align:left;margin-left:-1.15pt;margin-top:.4pt;width:209.65pt;height:46.65pt;z-index:1">
-          <v:imagedata r:id="rId2" o:title="logo"/>
+      <w:pict w14:anchorId="024DDCAE">
+        <v:shape id="_x0000_s2070" type="#_x0000_t75" style="position:absolute;left:0;text-align:left;margin-left:324pt;margin-top:-30.6pt;width:153.2pt;height:198pt;z-index:-2">
+          <v:imagedata r:id="rId2" o:title="greycut"/>
           <w10:wrap type="square"/>
         </v:shape>
       </w:pict>
